--- a/docs/sponsorship-proposal (1).docx
+++ b/docs/sponsorship-proposal (1).docx
@@ -946,7 +946,7 @@
           <w:sz w:val="24"/>
           <w:sz-cs w:val="24"/>
         </w:rPr>
-        <w:t xml:space="preserve"> Goomaral Sandag-Ochir, co-founder and organizer · Anar Tuvshinbayar, co-founder and organizer, anartuvshinbayar1@gmail.com · Website: hack-touchgrass.com · Uram Enerel NGO's registration and bank details come with the contract.</w:t>
+        <w:t xml:space="preserve"> Goomaral Sandag-Ochir, founder and organizer · Anar Tuvshinbayar, founder and organizer, anartuvshinbayar1@gmail.com · Website: hack-touchgrass.com · Uram Enerel NGO's registration and bank details come with the contract.</w:t>
       </w:r>
     </w:p>
     <w:sectPr>

--- a/docs/sponsorship-proposal (1).docx
+++ b/docs/sponsorship-proposal (1).docx
@@ -75,7 +75,7 @@
           <w:sz w:val="24"/>
           <w:sz-cs w:val="24"/>
         </w:rPr>
-        <w:t xml:space="preserve"> A 24-hour hackathon where 220+ young people in about 55 teams build working prototypes for real problems. Five tracks on the model of Stanford's TreeHacks: Healthcare, Sustainability, Education, Humanity and AI. Software only. The event runs in English. Teams start Saturday 13:00 and submit Sunday 13:00; professional judges score every team; the best in each track presents on stage.</w:t>
+        <w:t xml:space="preserve"> A 24-hour hackathon where 220+ young people in about 55 teams build working prototypes for real problems. Five tracks on the model of Stanford's TreeHacks: Healthcare, Sustainability, Education, Humanity and AI. Software only. The event runs in English. Teams start Saturday 15:00 and submit Sunday 15:00; professional judges score every team; the best in each track presents on stage.</w:t>
       </w:r>
     </w:p>
     <w:p>
@@ -95,7 +95,7 @@
           <w:sz w:val="24"/>
           <w:sz-cs w:val="24"/>
         </w:rPr>
-        <w:t xml:space="preserve"> Saturday November 7 to Sunday November 8, 2026, in Ulaanbaatar; the venue is confirmed by October 14. Doors 11:00 Saturday, awards 16:20 Sunday.</w:t>
+        <w:t xml:space="preserve"> Saturday November 7 to Sunday November 8, 2026, in Ulaanbaatar; the venue is confirmed by October 14. Doors 13:00 Saturday, awards 18:20 Sunday.</w:t>
       </w:r>
     </w:p>
     <w:p>

--- a/docs/sponsorship-proposal (1).docx
+++ b/docs/sponsorship-proposal (1).docx
@@ -21,7 +21,7 @@
           <w:sz w:val="24"/>
           <w:sz-cs w:val="24"/>
         </w:rPr>
-        <w:t xml:space="preserve">A 24-hour youth hackathon · Healthcare · Sustainability · Education · Humanity · AI · Mongolia · November 7–8, 2026</w:t>
+        <w:t xml:space="preserve">A 24-hour youth hackathon · Healthcare · Sustainability · Education · Humanity · AI · Mongolia · November 28–29, 2026</w:t>
       </w:r>
     </w:p>
     <w:p>
@@ -75,7 +75,7 @@
           <w:sz w:val="24"/>
           <w:sz-cs w:val="24"/>
         </w:rPr>
-        <w:t xml:space="preserve"> A 24-hour hackathon where 220+ young people in about 55 teams build working prototypes for real problems. Five tracks on the model of Stanford's TreeHacks: Healthcare, Sustainability, Education, Humanity and AI. Software only. The event runs in English. Teams start Saturday 15:00 and submit Sunday 15:00; professional judges score every team; the best in each track presents on stage.</w:t>
+        <w:t xml:space="preserve"> A 24-hour hackathon where 220+ young people in about 55 teams build working prototypes for real problems. Five tracks on the model of Stanford's TreeHacks: Healthcare, Sustainability, Education, Humanity and AI. Software only. The event runs in English. Teams start Saturday 13:00 and submit Sunday 13:00; professional judges score every team; the best in each track presents on stage.</w:t>
       </w:r>
     </w:p>
     <w:p>
@@ -95,7 +95,7 @@
           <w:sz w:val="24"/>
           <w:sz-cs w:val="24"/>
         </w:rPr>
-        <w:t xml:space="preserve"> Saturday November 7 to Sunday November 8, 2026, in Ulaanbaatar; the venue is confirmed by October 14. Doors 13:00 Saturday, awards 18:20 Sunday.</w:t>
+        <w:t xml:space="preserve"> Saturday November 28 to Sunday November 29, 2026, in Ulaanbaatar; the venue is confirmed by November 4. Doors 11:00 Saturday, awards 16:20 Sunday.</w:t>
       </w:r>
     </w:p>
     <w:p>
@@ -263,7 +263,7 @@
           <w:sz-cs w:val="24"/>
           <w:b/>
         </w:rPr>
-        <w:t xml:space="preserve">Commitments close October 25, 2026.</w:t>
+        <w:t xml:space="preserve">Commitments close November 15, 2026.</w:t>
       </w:r>
     </w:p>
     <w:p>
@@ -884,7 +884,7 @@
           <w:sz-cs w:val="24"/>
           <w:b/>
         </w:rPr>
-        <w:t xml:space="preserve">October 25, 2026</w:t>
+        <w:t xml:space="preserve">November 15, 2026</w:t>
       </w:r>
       <w:r>
         <w:rPr>
@@ -926,7 +926,7 @@
         <w:tab/>
         <w:t xml:space="preserve">•</w:t>
         <w:tab/>
-        <w:t xml:space="preserve">Send your logo and a 40-word description. Name your judge, and for track sponsors your workshop speaker, by October 30.</w:t>
+        <w:t xml:space="preserve">Send your logo and a 40-word description. Name your judge, and for track sponsors your workshop speaker, by November 20.</w:t>
       </w:r>
     </w:p>
     <w:p>

--- a/docs/sponsorship-proposal (1).docx
+++ b/docs/sponsorship-proposal (1).docx
@@ -75,7 +75,7 @@
           <w:sz w:val="24"/>
           <w:sz-cs w:val="24"/>
         </w:rPr>
-        <w:t xml:space="preserve"> A 24-hour hackathon where 220+ young people in about 55 teams build working prototypes for real problems. Five tracks on the model of Stanford's TreeHacks: Healthcare, Sustainability, Education, Humanity and AI. Software only. The event runs in English. Teams start Saturday 13:00 and submit Sunday 13:00; professional judges score every team; the best in each track presents on stage.</w:t>
+        <w:t xml:space="preserve"> A 24-hour hackathon where 220+ young people in about 55 teams build working prototypes for real problems. Five tracks on the model of Stanford's TreeHacks: Healthcare, Sustainability, Education, Humanity and AI. Software only. Each team chooses to work and present in Mongolian or English. Teams start Saturday 13:00 and submit Sunday 13:00; professional judges score every team; the best in each track presents on stage.</w:t>
       </w:r>
     </w:p>
     <w:p>
